--- a/docs/questions/qs-areabetweencurves.docx
+++ b/docs/questions/qs-areabetweencurves.docx
@@ -46,7 +46,7 @@
         <w:t xml:space="preserve">Before attempting these questions, it is highly recommended that you read [Guide: Area between two curves].</w:t>
       </w:r>
     </w:p>
-    <w:bookmarkStart w:id="20" w:name="q1"/>
+    <w:bookmarkStart w:id="9" w:name="q1"/>
     <w:p>
       <w:pPr>
         <w:pStyle w:val="Heading2"/>
@@ -1045,28 +1045,30 @@
         <m:r>
           <m:t>x</m:t>
         </m:r>
-        <m:d>
-          <m:dPr>
-            <m:begChr m:val="("/>
-            <m:sepChr m:val=""/>
-            <m:endChr m:val=")"/>
-            <m:grow/>
-          </m:dPr>
-          <m:e>
-            <m:r>
-              <m:t>x</m:t>
-            </m:r>
-            <m:r>
-              <m:rPr>
-                <m:sty m:val="p"/>
-              </m:rPr>
-              <m:t>−</m:t>
-            </m:r>
-            <m:r>
-              <m:t>1</m:t>
-            </m:r>
-          </m:e>
-        </m:d>
+        <m:r>
+          <m:rPr>
+            <m:sty m:val="p"/>
+          </m:rPr>
+          <m:t>(</m:t>
+        </m:r>
+        <m:r>
+          <m:t>x</m:t>
+        </m:r>
+        <m:r>
+          <m:rPr>
+            <m:sty m:val="p"/>
+          </m:rPr>
+          <m:t>−</m:t>
+        </m:r>
+        <m:r>
+          <m:t>1</m:t>
+        </m:r>
+        <m:r>
+          <m:rPr>
+            <m:sty m:val="p"/>
+          </m:rPr>
+          <m:t>)</m:t>
+        </m:r>
       </m:oMath>
       <w:r>
         <w:t xml:space="preserve"> </w:t>
@@ -1439,8 +1441,8 @@
         <w:t xml:space="preserve">axis.</w:t>
       </w:r>
     </w:p>
-    <w:bookmarkEnd w:id="20"/>
-    <w:bookmarkStart w:id="21" w:name="q2"/>
+    <w:bookmarkEnd w:id="9"/>
+    <w:bookmarkStart w:id="10" w:name="q2"/>
     <w:p>
       <w:pPr>
         <w:pStyle w:val="Heading2"/>
@@ -1504,19 +1506,21 @@
           </m:rPr>
           <m:t>sin</m:t>
         </m:r>
-        <m:d>
-          <m:dPr>
-            <m:begChr m:val="("/>
-            <m:sepChr m:val=""/>
-            <m:endChr m:val=")"/>
-            <m:grow/>
-          </m:dPr>
-          <m:e>
-            <m:r>
-              <m:t>x</m:t>
-            </m:r>
-          </m:e>
-        </m:d>
+        <m:r>
+          <m:rPr>
+            <m:sty m:val="p"/>
+          </m:rPr>
+          <m:t>(</m:t>
+        </m:r>
+        <m:r>
+          <m:t>x</m:t>
+        </m:r>
+        <m:r>
+          <m:rPr>
+            <m:sty m:val="p"/>
+          </m:rPr>
+          <m:t>)</m:t>
+        </m:r>
       </m:oMath>
       <w:r>
         <w:t xml:space="preserve"> </w:t>
@@ -1634,19 +1638,21 @@
           </m:rPr>
           <m:t>cos</m:t>
         </m:r>
-        <m:d>
-          <m:dPr>
-            <m:begChr m:val="("/>
-            <m:sepChr m:val=""/>
-            <m:endChr m:val=")"/>
-            <m:grow/>
-          </m:dPr>
-          <m:e>
-            <m:r>
-              <m:t>x</m:t>
-            </m:r>
-          </m:e>
-        </m:d>
+        <m:r>
+          <m:rPr>
+            <m:sty m:val="p"/>
+          </m:rPr>
+          <m:t>(</m:t>
+        </m:r>
+        <m:r>
+          <m:t>x</m:t>
+        </m:r>
+        <m:r>
+          <m:rPr>
+            <m:sty m:val="p"/>
+          </m:rPr>
+          <m:t>)</m:t>
+        </m:r>
       </m:oMath>
       <w:r>
         <w:t xml:space="preserve"> </w:t>
@@ -1791,22 +1797,24 @@
           </m:rPr>
           <m:t>cos</m:t>
         </m:r>
-        <m:d>
-          <m:dPr>
-            <m:begChr m:val="("/>
-            <m:sepChr m:val=""/>
-            <m:endChr m:val=")"/>
-            <m:grow/>
-          </m:dPr>
-          <m:e>
-            <m:r>
-              <m:t>2</m:t>
-            </m:r>
-            <m:r>
-              <m:t>x</m:t>
-            </m:r>
-          </m:e>
-        </m:d>
+        <m:r>
+          <m:rPr>
+            <m:sty m:val="p"/>
+          </m:rPr>
+          <m:t>(</m:t>
+        </m:r>
+        <m:r>
+          <m:t>2</m:t>
+        </m:r>
+        <m:r>
+          <m:t>x</m:t>
+        </m:r>
+        <m:r>
+          <m:rPr>
+            <m:sty m:val="p"/>
+          </m:rPr>
+          <m:t>)</m:t>
+        </m:r>
       </m:oMath>
       <w:r>
         <w:t xml:space="preserve"> </w:t>
@@ -1936,22 +1944,24 @@
           </m:rPr>
           <m:t>sin</m:t>
         </m:r>
-        <m:d>
-          <m:dPr>
-            <m:begChr m:val="("/>
-            <m:sepChr m:val=""/>
-            <m:endChr m:val=")"/>
-            <m:grow/>
-          </m:dPr>
-          <m:e>
-            <m:r>
-              <m:t>2</m:t>
-            </m:r>
-            <m:r>
-              <m:t>x</m:t>
-            </m:r>
-          </m:e>
-        </m:d>
+        <m:r>
+          <m:rPr>
+            <m:sty m:val="p"/>
+          </m:rPr>
+          <m:t>(</m:t>
+        </m:r>
+        <m:r>
+          <m:t>2</m:t>
+        </m:r>
+        <m:r>
+          <m:t>x</m:t>
+        </m:r>
+        <m:r>
+          <m:rPr>
+            <m:sty m:val="p"/>
+          </m:rPr>
+          <m:t>)</m:t>
+        </m:r>
       </m:oMath>
       <w:r>
         <w:t xml:space="preserve"> </w:t>
@@ -2069,22 +2079,24 @@
           </m:rPr>
           <m:t>sin</m:t>
         </m:r>
-        <m:d>
-          <m:dPr>
-            <m:begChr m:val="("/>
-            <m:sepChr m:val=""/>
-            <m:endChr m:val=")"/>
-            <m:grow/>
-          </m:dPr>
-          <m:e>
-            <m:r>
-              <m:t>3</m:t>
-            </m:r>
-            <m:r>
-              <m:t>x</m:t>
-            </m:r>
-          </m:e>
-        </m:d>
+        <m:r>
+          <m:rPr>
+            <m:sty m:val="p"/>
+          </m:rPr>
+          <m:t>(</m:t>
+        </m:r>
+        <m:r>
+          <m:t>3</m:t>
+        </m:r>
+        <m:r>
+          <m:t>x</m:t>
+        </m:r>
+        <m:r>
+          <m:rPr>
+            <m:sty m:val="p"/>
+          </m:rPr>
+          <m:t>)</m:t>
+        </m:r>
       </m:oMath>
       <w:r>
         <w:t xml:space="preserve"> </w:t>
@@ -2214,22 +2226,24 @@
           </m:rPr>
           <m:t>sin</m:t>
         </m:r>
-        <m:d>
-          <m:dPr>
-            <m:begChr m:val="("/>
-            <m:sepChr m:val=""/>
-            <m:endChr m:val=")"/>
-            <m:grow/>
-          </m:dPr>
-          <m:e>
-            <m:r>
-              <m:t>3</m:t>
-            </m:r>
-            <m:r>
-              <m:t>x</m:t>
-            </m:r>
-          </m:e>
-        </m:d>
+        <m:r>
+          <m:rPr>
+            <m:sty m:val="p"/>
+          </m:rPr>
+          <m:t>(</m:t>
+        </m:r>
+        <m:r>
+          <m:t>3</m:t>
+        </m:r>
+        <m:r>
+          <m:t>x</m:t>
+        </m:r>
+        <m:r>
+          <m:rPr>
+            <m:sty m:val="p"/>
+          </m:rPr>
+          <m:t>)</m:t>
+        </m:r>
       </m:oMath>
       <w:r>
         <w:t xml:space="preserve"> </w:t>
@@ -2359,22 +2373,24 @@
           </m:rPr>
           <m:t>cos</m:t>
         </m:r>
-        <m:d>
-          <m:dPr>
-            <m:begChr m:val="("/>
-            <m:sepChr m:val=""/>
-            <m:endChr m:val=")"/>
-            <m:grow/>
-          </m:dPr>
-          <m:e>
-            <m:r>
-              <m:t>2</m:t>
-            </m:r>
-            <m:r>
-              <m:t>x</m:t>
-            </m:r>
-          </m:e>
-        </m:d>
+        <m:r>
+          <m:rPr>
+            <m:sty m:val="p"/>
+          </m:rPr>
+          <m:t>(</m:t>
+        </m:r>
+        <m:r>
+          <m:t>2</m:t>
+        </m:r>
+        <m:r>
+          <m:t>x</m:t>
+        </m:r>
+        <m:r>
+          <m:rPr>
+            <m:sty m:val="p"/>
+          </m:rPr>
+          <m:t>)</m:t>
+        </m:r>
       </m:oMath>
       <w:r>
         <w:t xml:space="preserve"> </w:t>
@@ -2519,22 +2535,24 @@
           </m:rPr>
           <m:t>sin</m:t>
         </m:r>
-        <m:d>
-          <m:dPr>
-            <m:begChr m:val="("/>
-            <m:sepChr m:val=""/>
-            <m:endChr m:val=")"/>
-            <m:grow/>
-          </m:dPr>
-          <m:e>
-            <m:r>
-              <m:t>2</m:t>
-            </m:r>
-            <m:r>
-              <m:t>x</m:t>
-            </m:r>
-          </m:e>
-        </m:d>
+        <m:r>
+          <m:rPr>
+            <m:sty m:val="p"/>
+          </m:rPr>
+          <m:t>(</m:t>
+        </m:r>
+        <m:r>
+          <m:t>2</m:t>
+        </m:r>
+        <m:r>
+          <m:t>x</m:t>
+        </m:r>
+        <m:r>
+          <m:rPr>
+            <m:sty m:val="p"/>
+          </m:rPr>
+          <m:t>)</m:t>
+        </m:r>
       </m:oMath>
       <w:r>
         <w:t xml:space="preserve"> </w:t>
@@ -2679,22 +2697,24 @@
           </m:rPr>
           <m:t>sin</m:t>
         </m:r>
-        <m:d>
-          <m:dPr>
-            <m:begChr m:val="("/>
-            <m:sepChr m:val=""/>
-            <m:endChr m:val=")"/>
-            <m:grow/>
-          </m:dPr>
-          <m:e>
-            <m:r>
-              <m:t>2</m:t>
-            </m:r>
-            <m:r>
-              <m:t>x</m:t>
-            </m:r>
-          </m:e>
-        </m:d>
+        <m:r>
+          <m:rPr>
+            <m:sty m:val="p"/>
+          </m:rPr>
+          <m:t>(</m:t>
+        </m:r>
+        <m:r>
+          <m:t>2</m:t>
+        </m:r>
+        <m:r>
+          <m:t>x</m:t>
+        </m:r>
+        <m:r>
+          <m:rPr>
+            <m:sty m:val="p"/>
+          </m:rPr>
+          <m:t>)</m:t>
+        </m:r>
       </m:oMath>
       <w:r>
         <w:t xml:space="preserve"> </w:t>
@@ -2803,8 +2823,8 @@
         <w:t xml:space="preserve">-axis.</w:t>
       </w:r>
     </w:p>
-    <w:bookmarkEnd w:id="21"/>
-    <w:bookmarkStart w:id="23" w:name="q3"/>
+    <w:bookmarkEnd w:id="10"/>
+    <w:bookmarkStart w:id="12" w:name="q3"/>
     <w:p>
       <w:pPr>
         <w:pStyle w:val="Heading2"/>
@@ -3791,30 +3811,32 @@
           </m:rPr>
           <m:t>−</m:t>
         </m:r>
+        <m:r>
+          <m:rPr>
+            <m:sty m:val="p"/>
+          </m:rPr>
+          <m:t>(</m:t>
+        </m:r>
+        <m:r>
+          <m:t>x</m:t>
+        </m:r>
+        <m:r>
+          <m:rPr>
+            <m:sty m:val="p"/>
+          </m:rPr>
+          <m:t>−</m:t>
+        </m:r>
+        <m:r>
+          <m:t>4</m:t>
+        </m:r>
         <m:sSup>
           <m:e>
-            <m:d>
-              <m:dPr>
-                <m:begChr m:val="("/>
-                <m:sepChr m:val=""/>
-                <m:endChr m:val=")"/>
-                <m:grow/>
-              </m:dPr>
-              <m:e>
-                <m:r>
-                  <m:t>x</m:t>
-                </m:r>
-                <m:r>
-                  <m:rPr>
-                    <m:sty m:val="p"/>
-                  </m:rPr>
-                  <m:t>−</m:t>
-                </m:r>
-                <m:r>
-                  <m:t>4</m:t>
-                </m:r>
-              </m:e>
-            </m:d>
+            <m:r>
+              <m:rPr>
+                <m:sty m:val="p"/>
+              </m:rPr>
+              <m:t>)</m:t>
+            </m:r>
           </m:e>
           <m:sup>
             <m:r>
@@ -3963,7 +3985,7 @@
       <w:pPr>
         <w:pStyle w:val="FirstParagraph"/>
       </w:pPr>
-      <w:hyperlink r:id="rId22">
+      <w:hyperlink r:id="rId11">
         <w:r>
           <w:rPr>
             <w:rStyle w:val="Hyperlink"/>
@@ -3979,8 +4001,8 @@
         </w:pict>
       </w:r>
     </w:p>
-    <w:bookmarkEnd w:id="23"/>
-    <w:bookmarkStart w:id="25" w:name="version-history-and-licensing"/>
+    <w:bookmarkEnd w:id="12"/>
+    <w:bookmarkStart w:id="14" w:name="version-history-and-licensing"/>
     <w:p>
       <w:pPr>
         <w:pStyle w:val="Heading2"/>
@@ -4001,7 +4023,7 @@
       <w:pPr>
         <w:pStyle w:val="BodyText"/>
       </w:pPr>
-      <w:hyperlink r:id="rId24">
+      <w:hyperlink r:id="rId13">
         <w:r>
           <w:rPr>
             <w:rStyle w:val="Hyperlink"/>
@@ -4010,7 +4032,7 @@
         </w:r>
       </w:hyperlink>
     </w:p>
-    <w:bookmarkEnd w:id="25"/>
+    <w:bookmarkEnd w:id="14"/>
     <w:sectPr>
       <w:pgSz w:h="15840" w:w="12240"/>
       <w:pgMar w:bottom="1440" w:footer="720" w:gutter="0" w:header="720" w:left="1440" w:right="1440" w:top="1440"/>
